--- a/CSCI3100_Assignment2_CHAN_Eugene.docx
+++ b/CSCI3100_Assignment2_CHAN_Eugene.docx
@@ -34,11 +34,9 @@
       <w:r>
         <w:t xml:space="preserve">Every class is already under a </w:t>
       </w:r>
-      <w:proofErr w:type="gramStart"/>
-      <w:r>
-        <w:t>hiearchy</w:t>
-      </w:r>
-      <w:proofErr w:type="gramEnd"/>
+      <w:r>
+        <w:t>hiearchy,</w:t>
+      </w:r>
       <w:r>
         <w:t xml:space="preserve"> and the code can be better maintained using OOP.</w:t>
       </w:r>
@@ -121,7 +119,10 @@
         <w:spacing w:after="0"/>
       </w:pPr>
       <w:r>
-        <w:t xml:space="preserve">There should be a weak association from B-cell to Antibody </w:t>
+        <w:t>Antibody</w:t>
+      </w:r>
+      <w:r>
+        <w:t xml:space="preserve"> contains an instance of Enemy; however, enemy is an interface and cannot be instantiated. Enemy should be a concrete class </w:t>
       </w:r>
     </w:p>
     <w:p>
@@ -482,6 +483,11 @@
     </w:p>
     <w:p>
       <w:pPr>
+        <w:spacing w:after="0"/>
+      </w:pPr>
+    </w:p>
+    <w:p>
+      <w:pPr>
         <w:pStyle w:val="ListParagraph"/>
         <w:numPr>
           <w:ilvl w:val="0"/>
@@ -496,18 +502,16 @@
     <w:p>
       <w:pPr>
         <w:spacing w:after="0"/>
-        <w:jc w:val="center"/>
       </w:pPr>
       <w:r>
         <w:rPr>
           <w:noProof/>
         </w:rPr>
-        <w:lastRenderedPageBreak/>
         <w:drawing>
-          <wp:inline distT="0" distB="0" distL="0" distR="0" wp14:anchorId="35948997" wp14:editId="021F20DF">
-            <wp:extent cx="5856084" cy="3343275"/>
-            <wp:effectExtent l="0" t="0" r="0" b="0"/>
-            <wp:docPr id="1392900891" name="Picture 2" descr="PlantUML diagram"/>
+          <wp:inline distT="0" distB="0" distL="0" distR="0" wp14:anchorId="5DADFA37" wp14:editId="35EC8866">
+            <wp:extent cx="6018308" cy="2571750"/>
+            <wp:effectExtent l="0" t="0" r="1905" b="0"/>
+            <wp:docPr id="1983337396" name="Picture 2" descr="A diagram of a computer&#10;&#10;AI-generated content may be incorrect."/>
             <wp:cNvGraphicFramePr>
               <a:graphicFrameLocks xmlns:a="http://schemas.openxmlformats.org/drawingml/2006/main" noChangeAspect="1"/>
             </wp:cNvGraphicFramePr>
@@ -515,7 +519,7 @@
               <a:graphicData uri="http://schemas.openxmlformats.org/drawingml/2006/picture">
                 <pic:pic xmlns:pic="http://schemas.openxmlformats.org/drawingml/2006/picture">
                   <pic:nvPicPr>
-                    <pic:cNvPr id="0" name="Picture 3" descr="PlantUML diagram"/>
+                    <pic:cNvPr id="1983337396" name="Picture 2" descr="A diagram of a computer&#10;&#10;AI-generated content may be incorrect."/>
                     <pic:cNvPicPr>
                       <a:picLocks noChangeAspect="1" noChangeArrowheads="1"/>
                     </pic:cNvPicPr>
@@ -536,7 +540,7 @@
                   <pic:spPr bwMode="auto">
                     <a:xfrm>
                       <a:off x="0" y="0"/>
-                      <a:ext cx="5857557" cy="3344116"/>
+                      <a:ext cx="6021140" cy="2572960"/>
                     </a:xfrm>
                     <a:prstGeom prst="rect">
                       <a:avLst/>
@@ -552,6 +556,12 @@
           </wp:inline>
         </w:drawing>
       </w:r>
+    </w:p>
+    <w:p>
+      <w:pPr>
+        <w:spacing w:after="0"/>
+        <w:jc w:val="center"/>
+      </w:pPr>
     </w:p>
     <w:sectPr>
       <w:headerReference w:type="default" r:id="rId8"/>
